--- a/블로그글작성/판례/물환경_대법원_시리즈/판례_대법원97도363_무허가로운영한자는사업자운영금지규정으로처벌할수없습니다.docx
+++ b/블로그글작성/판례/물환경_대법원_시리즈/판례_대법원97도363_무허가로운영한자는사업자운영금지규정으로처벌할수없습니다.docx
@@ -599,6 +599,13 @@
           <w:rFonts w:ascii="맑은 고딕" w:hAnsi="맑은 고딕" w:eastAsia="맑은 고딕" w:cs="맑은 고딕"/>
           <w:color w:val="000000"/>
         </w:rPr>
+        <w:br/>
+      </w:r>
+      <w:r>
+        <w:rPr>
+          <w:rFonts w:ascii="맑은 고딕" w:hAnsi="맑은 고딕" w:eastAsia="맑은 고딕" w:cs="맑은 고딕"/>
+          <w:color w:val="000000"/>
+        </w:rPr>
         <w:t>② 같은 법은 ‘사업자’를 허가·변경허가를 받은 자 또는 신고·변경신고를 한 자로 정의하고 있었다.</w:t>
       </w:r>
       <w:r>
@@ -613,7 +620,21 @@
           <w:rFonts w:ascii="맑은 고딕" w:hAnsi="맑은 고딕" w:eastAsia="맑은 고딕" w:cs="맑은 고딕"/>
           <w:color w:val="000000"/>
         </w:rPr>
+        <w:br/>
+      </w:r>
+      <w:r>
+        <w:rPr>
+          <w:rFonts w:ascii="맑은 고딕" w:hAnsi="맑은 고딕" w:eastAsia="맑은 고딕" w:cs="맑은 고딕"/>
+          <w:color w:val="000000"/>
+        </w:rPr>
         <w:t>③ 피고인은 허가나 신고를 받지 아니한 채 배출시설과 방지시설을 설치·운영하면서 오염물질을 배출하였다.</w:t>
+      </w:r>
+      <w:r>
+        <w:rPr>
+          <w:rFonts w:ascii="맑은 고딕" w:hAnsi="맑은 고딕" w:eastAsia="맑은 고딕" w:cs="맑은 고딕"/>
+          <w:color w:val="000000"/>
+        </w:rPr>
+        <w:br/>
       </w:r>
       <w:r>
         <w:rPr>
@@ -666,6 +687,7 @@
         <w:rPr>
           <w:rFonts w:ascii="맑은 고딕" w:hAnsi="맑은 고딕" w:eastAsia="맑은 고딕" w:cs="맑은 고딕"/>
           <w:color w:val="000000"/>
+          <w:u w:val="single"/>
         </w:rPr>
         <w:t>이 사건의 쟁점은, 허가·신고 없이 배출시설과 방지시설을 설치·운영하면서 오염물질을 배출한 자를, 사업자의 배출시설·방지시설 운영 금지행위를 처벌하는 구 수질환경보전법 규정으로 처벌할 수 있는지 여부이다.</w:t>
       </w:r>
@@ -721,6 +743,14 @@
           <w:rFonts w:ascii="맑은 고딕" w:hAnsi="맑은 고딕" w:eastAsia="맑은 고딕" w:cs="맑은 고딕"/>
           <w:color w:val="000000"/>
         </w:rPr>
+        <w:br/>
+      </w:r>
+      <w:r>
+        <w:rPr>
+          <w:rFonts w:ascii="맑은 고딕" w:hAnsi="맑은 고딕" w:eastAsia="맑은 고딕" w:cs="맑은 고딕"/>
+          <w:color w:val="000000"/>
+          <w:u w:val="single"/>
+        </w:rPr>
         <w:t>② 대법원의 판단 원심의 법리는 정당하고, 검사의 상고이유는 받아들일 수 없다.</w:t>
       </w:r>
       <w:r>
@@ -735,6 +765,13 @@
           <w:rFonts w:ascii="맑은 고딕" w:hAnsi="맑은 고딕" w:eastAsia="맑은 고딕" w:cs="맑은 고딕"/>
           <w:color w:val="000000"/>
         </w:rPr>
+        <w:br/>
+      </w:r>
+      <w:r>
+        <w:rPr>
+          <w:rFonts w:ascii="맑은 고딕" w:hAnsi="맑은 고딕" w:eastAsia="맑은 고딕" w:cs="맑은 고딕"/>
+          <w:color w:val="000000"/>
+        </w:rPr>
         <w:t>③ 구 수질환경보전법 제56조의2 제4호에 의하면 같은 법 제15조 제1항 각 호의 1에 해당하는 자를 처벌하게 되어 있다.</w:t>
       </w:r>
       <w:r>
@@ -749,6 +786,13 @@
           <w:rFonts w:ascii="맑은 고딕" w:hAnsi="맑은 고딕" w:eastAsia="맑은 고딕" w:cs="맑은 고딕"/>
           <w:color w:val="000000"/>
         </w:rPr>
+        <w:br/>
+      </w:r>
+      <w:r>
+        <w:rPr>
+          <w:rFonts w:ascii="맑은 고딕" w:hAnsi="맑은 고딕" w:eastAsia="맑은 고딕" w:cs="맑은 고딕"/>
+          <w:color w:val="000000"/>
+        </w:rPr>
         <w:t>④ 같은 법 제15조 제1항은 ‘사업자(공동방지시설의 대표자를 포함한다)는 배출시설 및 방지시설을 운영할 때에는 다음 각 호의 행위를 하여서는 아니된다’고 규정하고 있다.</w:t>
       </w:r>
       <w:r>
@@ -763,6 +807,13 @@
           <w:rFonts w:ascii="맑은 고딕" w:hAnsi="맑은 고딕" w:eastAsia="맑은 고딕" w:cs="맑은 고딕"/>
           <w:color w:val="000000"/>
         </w:rPr>
+        <w:br/>
+      </w:r>
+      <w:r>
+        <w:rPr>
+          <w:rFonts w:ascii="맑은 고딕" w:hAnsi="맑은 고딕" w:eastAsia="맑은 고딕" w:cs="맑은 고딕"/>
+          <w:color w:val="000000"/>
+        </w:rPr>
         <w:t>⑤ 그런데 위 제15조 제1항 소정의 ‘사업자’에 대하여는 같은 법 제11조가 ‘제10조 제1항 내지 제3항의 규정에 의하여 허가·변경허가를 받은 자, 또는 신고·변경신고를 한 자(이하 사업자라 한다)’라고 규정하고 있다.</w:t>
       </w:r>
       <w:r>
@@ -777,6 +828,13 @@
           <w:rFonts w:ascii="맑은 고딕" w:hAnsi="맑은 고딕" w:eastAsia="맑은 고딕" w:cs="맑은 고딕"/>
           <w:color w:val="000000"/>
         </w:rPr>
+        <w:br/>
+      </w:r>
+      <w:r>
+        <w:rPr>
+          <w:rFonts w:ascii="맑은 고딕" w:hAnsi="맑은 고딕" w:eastAsia="맑은 고딕" w:cs="맑은 고딕"/>
+          <w:color w:val="000000"/>
+        </w:rPr>
         <w:t>⑥ 따라서 제15조 제1항 소정의 사업자도 결국 제11조에서 정의하고 있는 사업자로 해석하지 않을 수 없다.</w:t>
       </w:r>
       <w:r>
@@ -791,7 +849,21 @@
           <w:rFonts w:ascii="맑은 고딕" w:hAnsi="맑은 고딕" w:eastAsia="맑은 고딕" w:cs="맑은 고딕"/>
           <w:color w:val="000000"/>
         </w:rPr>
+        <w:br/>
+      </w:r>
+      <w:r>
+        <w:rPr>
+          <w:rFonts w:ascii="맑은 고딕" w:hAnsi="맑은 고딕" w:eastAsia="맑은 고딕" w:cs="맑은 고딕"/>
+          <w:color w:val="000000"/>
+        </w:rPr>
         <w:t>⑦ 그렇다면 제56조의2 제4호가 처단하는 행위를 한 자는 위와 같은 신분에 있는 사업자의 행위를 처단하는 규정이라고 보아야 하고, 위와 같은 신분을 갖지 않은 피고인의 행위에는 적용될 수 없다.</w:t>
+      </w:r>
+      <w:r>
+        <w:rPr>
+          <w:rFonts w:ascii="맑은 고딕" w:hAnsi="맑은 고딕" w:eastAsia="맑은 고딕" w:cs="맑은 고딕"/>
+          <w:color w:val="000000"/>
+        </w:rPr>
+        <w:br/>
       </w:r>
       <w:r>
         <w:rPr>
@@ -844,6 +916,7 @@
         <w:rPr>
           <w:rFonts w:ascii="맑은 고딕" w:hAnsi="맑은 고딕" w:eastAsia="맑은 고딕" w:cs="맑은 고딕"/>
           <w:color w:val="000000"/>
+          <w:u w:val="single"/>
         </w:rPr>
         <w:t>① 수질환경보전법 제56조의2 제4호에 의하면 같은 법 제15조 제1항 각 호의 1에 해당하는 자를 처벌하게 되어 있고, 같은 법 제15조 제1항은 ‘사업자(공동방지시설의 대표자를 포함한다)는 배출시설 및 방지시설을 운영할 때에는 다음 각 호의 행위를 하여서는 아니된다’고 규정하고 있는바, 위 제15조 제1항 소정의 ‘사업자’에 대하여는 같은 법 제11조가 허가·변경허가를 받은 자 또는 신고·변경신고를 한 자라고 규정하고 있어, 같은 법 제15조 제1항 소정의 사업자도 결국 같은 법 제11조에서 정의하고 있는 사업자로 해석하지 않을 수 없다.</w:t>
       </w:r>
@@ -858,6 +931,14 @@
         <w:rPr>
           <w:rFonts w:ascii="맑은 고딕" w:hAnsi="맑은 고딕" w:eastAsia="맑은 고딕" w:cs="맑은 고딕"/>
           <w:color w:val="000000"/>
+        </w:rPr>
+        <w:br/>
+      </w:r>
+      <w:r>
+        <w:rPr>
+          <w:rFonts w:ascii="맑은 고딕" w:hAnsi="맑은 고딕" w:eastAsia="맑은 고딕" w:cs="맑은 고딕"/>
+          <w:color w:val="000000"/>
+          <w:u w:val="single"/>
         </w:rPr>
         <w:t>② 그러므로 같은 법 제56조의2 제4호가 처단하는 행위를 한 자는 위와 같은 신분에 있는 사업자의 행위를 처단하는 규정이라고 보아야 하고, 위와 같은 신분을 갖지 않은, 즉 허가·신고 없이 배출시설, 방지시설을 운영한 자의 오염물질 배출행위에는 적용될 수 없다.</w:t>
       </w:r>

--- a/블로그글작성/판례/물환경_대법원_시리즈/판례_대법원97도363_무허가로운영한자는사업자운영금지규정으로처벌할수없습니다.docx
+++ b/블로그글작성/판례/물환경_대법원_시리즈/판례_대법원97도363_무허가로운영한자는사업자운영금지규정으로처벌할수없습니다.docx
@@ -16,7 +16,7 @@
           <w:color w:val="000000"/>
           <w:sz w:val="30"/>
         </w:rPr>
-        <w:t>무허가로 운영한 자는 사업자 운영금지 규정으로 처벌할 수 없습니다</w:t>
+        <w:t>무허가로 운영한 자는 사업자 운영금지 규정으로 처벌할 수 없습니다. (97도363)</w:t>
       </w:r>
     </w:p>
     <w:p>
@@ -47,12 +47,6 @@
         </w:rPr>
         <w:t>○ 허가·신고 없이 배출시설과 방지시설을 설치·운영하며 오염물질을 배출한 자를, 사업자의 운영 금지행위를 처벌하는 규정으로 처벌할 수 있는지가 문제된 사건입니다. 대법원은 그 규정이 허가·신고를 마친 ‘사업자’라는 신분을 전제로 한 것이므로, 그 신분이 없는 자에게는 적용될 수 없다고 보았습니다.</w:t>
       </w:r>
-    </w:p>
-    <w:p>
-      <w:pPr>
-        <w:autoSpaceDN w:val="0"/>
-        <w:autoSpaceDE w:val="0"/>
-      </w:pPr>
     </w:p>
     <w:p>
       <w:pPr>
@@ -220,12 +214,6 @@
       <w:pPr>
         <w:autoSpaceDN w:val="0"/>
         <w:autoSpaceDE w:val="0"/>
-      </w:pPr>
-    </w:p>
-    <w:p>
-      <w:pPr>
-        <w:autoSpaceDN w:val="0"/>
-        <w:autoSpaceDE w:val="0"/>
         <w:pStyle w:val="2"/>
       </w:pPr>
       <w:r>
@@ -558,6 +546,97 @@
       <w:pPr>
         <w:autoSpaceDN w:val="0"/>
         <w:autoSpaceDE w:val="0"/>
+        <w:pStyle w:val="2"/>
+        <w:spacing w:before="80"/>
+      </w:pPr>
+      <w:r>
+        <w:rPr>
+          <w:rFonts w:ascii="맑은 고딕" w:hAnsi="맑은 고딕" w:eastAsia="맑은 고딕" w:cs="맑은 고딕"/>
+          <w:color w:val="000000"/>
+        </w:rPr>
+        <w:t>2. 사실관계</w:t>
+      </w:r>
+    </w:p>
+    <w:p>
+      <w:pPr>
+        <w:autoSpaceDN w:val="0"/>
+        <w:autoSpaceDE w:val="0"/>
+      </w:pPr>
+      <w:r>
+        <w:rPr>
+          <w:rFonts w:ascii="맑은 고딕" w:hAnsi="맑은 고딕" w:eastAsia="맑은 고딕" w:cs="맑은 고딕"/>
+          <w:color w:val="000000"/>
+        </w:rPr>
+        <w:t>① 구 수질환경보전법은 사업자(공동방지시설의 대표자를 포함한다)가 배출시설 및 방지시설을 운영할 때 하여서는 아니 되는 행위를 열거하고, 이를 위반한 자를 처벌하는 규정을 두고 있었다.</w:t>
+      </w:r>
+      <w:r>
+        <w:rPr>
+          <w:rFonts w:ascii="맑은 고딕" w:hAnsi="맑은 고딕" w:eastAsia="맑은 고딕" w:cs="맑은 고딕"/>
+          <w:color w:val="000000"/>
+        </w:rPr>
+        <w:br/>
+      </w:r>
+      <w:r>
+        <w:rPr>
+          <w:rFonts w:ascii="맑은 고딕" w:hAnsi="맑은 고딕" w:eastAsia="맑은 고딕" w:cs="맑은 고딕"/>
+          <w:color w:val="000000"/>
+        </w:rPr>
+        <w:br/>
+      </w:r>
+      <w:r>
+        <w:rPr>
+          <w:rFonts w:ascii="맑은 고딕" w:hAnsi="맑은 고딕" w:eastAsia="맑은 고딕" w:cs="맑은 고딕"/>
+          <w:color w:val="000000"/>
+        </w:rPr>
+        <w:t>② 같은 법은 ‘사업자’를 허가·변경허가를 받은 자 또는 신고·변경신고를 한 자로 정의하고 있었다.</w:t>
+      </w:r>
+      <w:r>
+        <w:rPr>
+          <w:rFonts w:ascii="맑은 고딕" w:hAnsi="맑은 고딕" w:eastAsia="맑은 고딕" w:cs="맑은 고딕"/>
+          <w:color w:val="000000"/>
+        </w:rPr>
+        <w:br/>
+      </w:r>
+      <w:r>
+        <w:rPr>
+          <w:rFonts w:ascii="맑은 고딕" w:hAnsi="맑은 고딕" w:eastAsia="맑은 고딕" w:cs="맑은 고딕"/>
+          <w:color w:val="000000"/>
+        </w:rPr>
+        <w:br/>
+      </w:r>
+      <w:r>
+        <w:rPr>
+          <w:rFonts w:ascii="맑은 고딕" w:hAnsi="맑은 고딕" w:eastAsia="맑은 고딕" w:cs="맑은 고딕"/>
+          <w:color w:val="000000"/>
+        </w:rPr>
+        <w:t>③ 피고인은 허가나 신고를 받지 아니한 채 배출시설과 방지시설을 설치·운영하면서 오염물질을 배출하였다.</w:t>
+      </w:r>
+      <w:r>
+        <w:rPr>
+          <w:rFonts w:ascii="맑은 고딕" w:hAnsi="맑은 고딕" w:eastAsia="맑은 고딕" w:cs="맑은 고딕"/>
+          <w:color w:val="000000"/>
+        </w:rPr>
+        <w:br/>
+      </w:r>
+      <w:r>
+        <w:rPr>
+          <w:rFonts w:ascii="맑은 고딕" w:hAnsi="맑은 고딕" w:eastAsia="맑은 고딕" w:cs="맑은 고딕"/>
+          <w:color w:val="000000"/>
+        </w:rPr>
+        <w:br/>
+      </w:r>
+      <w:r>
+        <w:rPr>
+          <w:rFonts w:ascii="맑은 고딕" w:hAnsi="맑은 고딕" w:eastAsia="맑은 고딕" w:cs="맑은 고딕"/>
+          <w:color w:val="000000"/>
+        </w:rPr>
+        <w:t>④ 검사는 피고인을 위 운영 금지규정 위반죄로 기소하였고, 원심은 피고인이 위 규정이 요구하는 신분을 갖지 않았다는 이유로 무죄를 선고하였다.</w:t>
+      </w:r>
+    </w:p>
+    <w:p>
+      <w:pPr>
+        <w:autoSpaceDN w:val="0"/>
+        <w:autoSpaceDE w:val="0"/>
       </w:pPr>
     </w:p>
     <w:p>
@@ -572,7 +651,7 @@
           <w:rFonts w:ascii="맑은 고딕" w:hAnsi="맑은 고딕" w:eastAsia="맑은 고딕" w:cs="맑은 고딕"/>
           <w:color w:val="000000"/>
         </w:rPr>
-        <w:t>2. 사실관계</w:t>
+        <w:t>3. 쟁점</w:t>
       </w:r>
     </w:p>
     <w:p>
@@ -584,78 +663,10 @@
         <w:rPr>
           <w:rFonts w:ascii="맑은 고딕" w:hAnsi="맑은 고딕" w:eastAsia="맑은 고딕" w:cs="맑은 고딕"/>
           <w:color w:val="000000"/>
-        </w:rPr>
-        <w:t>① 구 수질환경보전법은 사업자(공동방지시설의 대표자를 포함한다)가 배출시설 및 방지시설을 운영할 때 하여서는 아니 되는 행위를 열거하고, 이를 위반한 자를 처벌하는 규정을 두고 있었다.</w:t>
-      </w:r>
-      <w:r>
-        <w:rPr>
-          <w:rFonts w:ascii="맑은 고딕" w:hAnsi="맑은 고딕" w:eastAsia="맑은 고딕" w:cs="맑은 고딕"/>
-          <w:color w:val="000000"/>
-        </w:rPr>
-        <w:br/>
-      </w:r>
-      <w:r>
-        <w:rPr>
-          <w:rFonts w:ascii="맑은 고딕" w:hAnsi="맑은 고딕" w:eastAsia="맑은 고딕" w:cs="맑은 고딕"/>
-          <w:color w:val="000000"/>
-        </w:rPr>
-        <w:br/>
-      </w:r>
-      <w:r>
-        <w:rPr>
-          <w:rFonts w:ascii="맑은 고딕" w:hAnsi="맑은 고딕" w:eastAsia="맑은 고딕" w:cs="맑은 고딕"/>
-          <w:color w:val="000000"/>
-        </w:rPr>
-        <w:t>② 같은 법은 ‘사업자’를 허가·변경허가를 받은 자 또는 신고·변경신고를 한 자로 정의하고 있었다.</w:t>
-      </w:r>
-      <w:r>
-        <w:rPr>
-          <w:rFonts w:ascii="맑은 고딕" w:hAnsi="맑은 고딕" w:eastAsia="맑은 고딕" w:cs="맑은 고딕"/>
-          <w:color w:val="000000"/>
-        </w:rPr>
-        <w:br/>
-      </w:r>
-      <w:r>
-        <w:rPr>
-          <w:rFonts w:ascii="맑은 고딕" w:hAnsi="맑은 고딕" w:eastAsia="맑은 고딕" w:cs="맑은 고딕"/>
-          <w:color w:val="000000"/>
-        </w:rPr>
-        <w:br/>
-      </w:r>
-      <w:r>
-        <w:rPr>
-          <w:rFonts w:ascii="맑은 고딕" w:hAnsi="맑은 고딕" w:eastAsia="맑은 고딕" w:cs="맑은 고딕"/>
-          <w:color w:val="000000"/>
-        </w:rPr>
-        <w:t>③ 피고인은 허가나 신고를 받지 아니한 채 배출시설과 방지시설을 설치·운영하면서 오염물질을 배출하였다.</w:t>
-      </w:r>
-      <w:r>
-        <w:rPr>
-          <w:rFonts w:ascii="맑은 고딕" w:hAnsi="맑은 고딕" w:eastAsia="맑은 고딕" w:cs="맑은 고딕"/>
-          <w:color w:val="000000"/>
-        </w:rPr>
-        <w:br/>
-      </w:r>
-      <w:r>
-        <w:rPr>
-          <w:rFonts w:ascii="맑은 고딕" w:hAnsi="맑은 고딕" w:eastAsia="맑은 고딕" w:cs="맑은 고딕"/>
-          <w:color w:val="000000"/>
-        </w:rPr>
-        <w:br/>
-      </w:r>
-      <w:r>
-        <w:rPr>
-          <w:rFonts w:ascii="맑은 고딕" w:hAnsi="맑은 고딕" w:eastAsia="맑은 고딕" w:cs="맑은 고딕"/>
-          <w:color w:val="000000"/>
-        </w:rPr>
-        <w:t>④ 검사는 피고인을 위 운영 금지규정 위반죄로 기소하였고, 원심은 피고인이 위 규정이 요구하는 신분을 갖지 않았다는 이유로 무죄를 선고하였다.</w:t>
-      </w:r>
-    </w:p>
-    <w:p>
-      <w:pPr>
-        <w:autoSpaceDN w:val="0"/>
-        <w:autoSpaceDE w:val="0"/>
-      </w:pPr>
+          <w:u w:val="single"/>
+        </w:rPr>
+        <w:t>이 사건의 쟁점은, 허가·신고 없이 배출시설과 방지시설을 설치·운영하면서 오염물질을 배출한 자를, 사업자의 배출시설·방지시설 운영 금지행위를 처벌하는 구 수질환경보전법 규정으로 처벌할 수 있는지 여부이다.</w:t>
+      </w:r>
     </w:p>
     <w:p>
       <w:pPr>
@@ -675,7 +686,7 @@
           <w:rFonts w:ascii="맑은 고딕" w:hAnsi="맑은 고딕" w:eastAsia="맑은 고딕" w:cs="맑은 고딕"/>
           <w:color w:val="000000"/>
         </w:rPr>
-        <w:t>3. 쟁점</w:t>
+        <w:t>4. 판단</w:t>
       </w:r>
     </w:p>
     <w:p>
@@ -687,16 +698,157 @@
         <w:rPr>
           <w:rFonts w:ascii="맑은 고딕" w:hAnsi="맑은 고딕" w:eastAsia="맑은 고딕" w:cs="맑은 고딕"/>
           <w:color w:val="000000"/>
+        </w:rPr>
+        <w:t>① 원심의 판단 원심은 위 처벌규정이 사업자라는 신분에 있는 자의 행위를 처단하는 규정이므로, 그러한 신분을 갖지 않은 피고인의 행위에는 적용될 수 없다고 보아 무죄를 선고하였다.</w:t>
+      </w:r>
+      <w:r>
+        <w:rPr>
+          <w:rFonts w:ascii="맑은 고딕" w:hAnsi="맑은 고딕" w:eastAsia="맑은 고딕" w:cs="맑은 고딕"/>
+          <w:color w:val="000000"/>
+        </w:rPr>
+        <w:br/>
+      </w:r>
+      <w:r>
+        <w:rPr>
+          <w:rFonts w:ascii="맑은 고딕" w:hAnsi="맑은 고딕" w:eastAsia="맑은 고딕" w:cs="맑은 고딕"/>
+          <w:color w:val="000000"/>
+        </w:rPr>
+        <w:br/>
+      </w:r>
+      <w:r>
+        <w:rPr>
+          <w:rFonts w:ascii="맑은 고딕" w:hAnsi="맑은 고딕" w:eastAsia="맑은 고딕" w:cs="맑은 고딕"/>
+          <w:color w:val="000000"/>
           <w:u w:val="single"/>
         </w:rPr>
-        <w:t>이 사건의 쟁점은, 허가·신고 없이 배출시설과 방지시설을 설치·운영하면서 오염물질을 배출한 자를, 사업자의 배출시설·방지시설 운영 금지행위를 처벌하는 구 수질환경보전법 규정으로 처벌할 수 있는지 여부이다.</w:t>
-      </w:r>
-    </w:p>
-    <w:p>
-      <w:pPr>
-        <w:autoSpaceDN w:val="0"/>
-        <w:autoSpaceDE w:val="0"/>
-      </w:pPr>
+        <w:t>② 대법원의 판단 원심의 법리는 정당하고, 검사의 상고이유는 받아들일 수 없다.</w:t>
+      </w:r>
+      <w:r>
+        <w:rPr>
+          <w:rFonts w:ascii="맑은 고딕" w:hAnsi="맑은 고딕" w:eastAsia="맑은 고딕" w:cs="맑은 고딕"/>
+          <w:color w:val="000000"/>
+        </w:rPr>
+        <w:br/>
+      </w:r>
+      <w:r>
+        <w:rPr>
+          <w:rFonts w:ascii="맑은 고딕" w:hAnsi="맑은 고딕" w:eastAsia="맑은 고딕" w:cs="맑은 고딕"/>
+          <w:color w:val="000000"/>
+        </w:rPr>
+        <w:br/>
+      </w:r>
+      <w:r>
+        <w:rPr>
+          <w:rFonts w:ascii="맑은 고딕" w:hAnsi="맑은 고딕" w:eastAsia="맑은 고딕" w:cs="맑은 고딕"/>
+          <w:color w:val="000000"/>
+        </w:rPr>
+        <w:t>③ 구 수질환경보전법 제56조의2 제4호에 의하면 같은 법 제15조 제1항 각 호의 1에 해당하는 자를 처벌하게 되어 있다.</w:t>
+      </w:r>
+      <w:r>
+        <w:rPr>
+          <w:rFonts w:ascii="맑은 고딕" w:hAnsi="맑은 고딕" w:eastAsia="맑은 고딕" w:cs="맑은 고딕"/>
+          <w:color w:val="000000"/>
+        </w:rPr>
+        <w:br/>
+      </w:r>
+      <w:r>
+        <w:rPr>
+          <w:rFonts w:ascii="맑은 고딕" w:hAnsi="맑은 고딕" w:eastAsia="맑은 고딕" w:cs="맑은 고딕"/>
+          <w:color w:val="000000"/>
+        </w:rPr>
+        <w:br/>
+      </w:r>
+      <w:r>
+        <w:rPr>
+          <w:rFonts w:ascii="맑은 고딕" w:hAnsi="맑은 고딕" w:eastAsia="맑은 고딕" w:cs="맑은 고딕"/>
+          <w:color w:val="000000"/>
+        </w:rPr>
+        <w:t>④ 같은 법 제15조 제1항은 ‘사업자(공동방지시설의 대표자를 포함한다)는 배출시설 및 방지시설을 운영할 때에는 다음 각 호의 행위를 하여서는 아니된다’고 규정하고 있다.</w:t>
+      </w:r>
+      <w:r>
+        <w:rPr>
+          <w:rFonts w:ascii="맑은 고딕" w:hAnsi="맑은 고딕" w:eastAsia="맑은 고딕" w:cs="맑은 고딕"/>
+          <w:color w:val="000000"/>
+        </w:rPr>
+        <w:br/>
+      </w:r>
+      <w:r>
+        <w:rPr>
+          <w:rFonts w:ascii="맑은 고딕" w:hAnsi="맑은 고딕" w:eastAsia="맑은 고딕" w:cs="맑은 고딕"/>
+          <w:color w:val="000000"/>
+        </w:rPr>
+        <w:br/>
+      </w:r>
+      <w:r>
+        <w:rPr>
+          <w:rFonts w:ascii="맑은 고딕" w:hAnsi="맑은 고딕" w:eastAsia="맑은 고딕" w:cs="맑은 고딕"/>
+          <w:color w:val="000000"/>
+        </w:rPr>
+        <w:t>⑤ 그런데 위 제15조 제1항 소정의 ‘사업자’에 대하여는 같은 법 제11조가 ‘제10조 제1항 내지 제3항의 규정에 의하여 허가·변경허가를 받은 자, 또는 신고·변경신고를 한 자(이하 사업자라 한다)’라고 규정하고 있다.</w:t>
+      </w:r>
+      <w:r>
+        <w:rPr>
+          <w:rFonts w:ascii="맑은 고딕" w:hAnsi="맑은 고딕" w:eastAsia="맑은 고딕" w:cs="맑은 고딕"/>
+          <w:color w:val="000000"/>
+        </w:rPr>
+        <w:br/>
+      </w:r>
+      <w:r>
+        <w:rPr>
+          <w:rFonts w:ascii="맑은 고딕" w:hAnsi="맑은 고딕" w:eastAsia="맑은 고딕" w:cs="맑은 고딕"/>
+          <w:color w:val="000000"/>
+        </w:rPr>
+        <w:br/>
+      </w:r>
+      <w:r>
+        <w:rPr>
+          <w:rFonts w:ascii="맑은 고딕" w:hAnsi="맑은 고딕" w:eastAsia="맑은 고딕" w:cs="맑은 고딕"/>
+          <w:color w:val="000000"/>
+        </w:rPr>
+        <w:t>⑥ 따라서 제15조 제1항 소정의 사업자도 결국 제11조에서 정의하고 있는 사업자로 해석하지 않을 수 없다.</w:t>
+      </w:r>
+      <w:r>
+        <w:rPr>
+          <w:rFonts w:ascii="맑은 고딕" w:hAnsi="맑은 고딕" w:eastAsia="맑은 고딕" w:cs="맑은 고딕"/>
+          <w:color w:val="000000"/>
+        </w:rPr>
+        <w:br/>
+      </w:r>
+      <w:r>
+        <w:rPr>
+          <w:rFonts w:ascii="맑은 고딕" w:hAnsi="맑은 고딕" w:eastAsia="맑은 고딕" w:cs="맑은 고딕"/>
+          <w:color w:val="000000"/>
+        </w:rPr>
+        <w:br/>
+      </w:r>
+      <w:r>
+        <w:rPr>
+          <w:rFonts w:ascii="맑은 고딕" w:hAnsi="맑은 고딕" w:eastAsia="맑은 고딕" w:cs="맑은 고딕"/>
+          <w:color w:val="000000"/>
+        </w:rPr>
+        <w:t>⑦ 그렇다면 제56조의2 제4호가 처단하는 행위를 한 자는 위와 같은 신분에 있는 사업자의 행위를 처단하는 규정이라고 보아야 하고, 위와 같은 신분을 갖지 않은 피고인의 행위에는 적용될 수 없다.</w:t>
+      </w:r>
+      <w:r>
+        <w:rPr>
+          <w:rFonts w:ascii="맑은 고딕" w:hAnsi="맑은 고딕" w:eastAsia="맑은 고딕" w:cs="맑은 고딕"/>
+          <w:color w:val="000000"/>
+        </w:rPr>
+        <w:br/>
+      </w:r>
+      <w:r>
+        <w:rPr>
+          <w:rFonts w:ascii="맑은 고딕" w:hAnsi="맑은 고딕" w:eastAsia="맑은 고딕" w:cs="맑은 고딕"/>
+          <w:color w:val="000000"/>
+        </w:rPr>
+        <w:br/>
+      </w:r>
+      <w:r>
+        <w:rPr>
+          <w:rFonts w:ascii="맑은 고딕" w:hAnsi="맑은 고딕" w:eastAsia="맑은 고딕" w:cs="맑은 고딕"/>
+          <w:color w:val="000000"/>
+        </w:rPr>
+        <w:t>⑧ 절차를 거친 사람을 더 무겁게 처벌하는 모순이 생긴다는 주장에 대하여는, 그와 같은 사정은 법규정의 미비일 뿐이므로 입법적으로 해결함은 별론으로 하고 처벌법규의 구성요건을 유추·확대해석할 수는 없다.</w:t>
+      </w:r>
     </w:p>
     <w:p>
       <w:pPr>
@@ -716,7 +868,7 @@
           <w:rFonts w:ascii="맑은 고딕" w:hAnsi="맑은 고딕" w:eastAsia="맑은 고딕" w:cs="맑은 고딕"/>
           <w:color w:val="000000"/>
         </w:rPr>
-        <w:t>4. 판단</w:t>
+        <w:t>5. 판결요지</w:t>
       </w:r>
     </w:p>
     <w:p>
@@ -728,8 +880,9 @@
         <w:rPr>
           <w:rFonts w:ascii="맑은 고딕" w:hAnsi="맑은 고딕" w:eastAsia="맑은 고딕" w:cs="맑은 고딕"/>
           <w:color w:val="000000"/>
-        </w:rPr>
-        <w:t>① 원심의 판단 원심은 위 처벌규정이 사업자라는 신분에 있는 자의 행위를 처단하는 규정이므로, 그러한 신분을 갖지 않은 피고인의 행위에는 적용될 수 없다고 보아 무죄를 선고하였다.</w:t>
+          <w:u w:val="single"/>
+        </w:rPr>
+        <w:t>① 수질환경보전법 제56조의2 제4호에 의하면 같은 법 제15조 제1항 각 호의 1에 해당하는 자를 처벌하게 되어 있고, 같은 법 제15조 제1항은 ‘사업자(공동방지시설의 대표자를 포함한다)는 배출시설 및 방지시설을 운영할 때에는 다음 각 호의 행위를 하여서는 아니된다’고 규정하고 있는바, 위 제15조 제1항 소정의 ‘사업자’에 대하여는 같은 법 제11조가 허가·변경허가를 받은 자 또는 신고·변경신고를 한 자라고 규정하고 있어, 같은 법 제15조 제1항 소정의 사업자도 결국 같은 법 제11조에서 정의하고 있는 사업자로 해석하지 않을 수 없다.</w:t>
       </w:r>
       <w:r>
         <w:rPr>
@@ -751,203 +904,8 @@
           <w:color w:val="000000"/>
           <w:u w:val="single"/>
         </w:rPr>
-        <w:t>② 대법원의 판단 원심의 법리는 정당하고, 검사의 상고이유는 받아들일 수 없다.</w:t>
-      </w:r>
-      <w:r>
-        <w:rPr>
-          <w:rFonts w:ascii="맑은 고딕" w:hAnsi="맑은 고딕" w:eastAsia="맑은 고딕" w:cs="맑은 고딕"/>
-          <w:color w:val="000000"/>
-        </w:rPr>
-        <w:br/>
-      </w:r>
-      <w:r>
-        <w:rPr>
-          <w:rFonts w:ascii="맑은 고딕" w:hAnsi="맑은 고딕" w:eastAsia="맑은 고딕" w:cs="맑은 고딕"/>
-          <w:color w:val="000000"/>
-        </w:rPr>
-        <w:br/>
-      </w:r>
-      <w:r>
-        <w:rPr>
-          <w:rFonts w:ascii="맑은 고딕" w:hAnsi="맑은 고딕" w:eastAsia="맑은 고딕" w:cs="맑은 고딕"/>
-          <w:color w:val="000000"/>
-        </w:rPr>
-        <w:t>③ 구 수질환경보전법 제56조의2 제4호에 의하면 같은 법 제15조 제1항 각 호의 1에 해당하는 자를 처벌하게 되어 있다.</w:t>
-      </w:r>
-      <w:r>
-        <w:rPr>
-          <w:rFonts w:ascii="맑은 고딕" w:hAnsi="맑은 고딕" w:eastAsia="맑은 고딕" w:cs="맑은 고딕"/>
-          <w:color w:val="000000"/>
-        </w:rPr>
-        <w:br/>
-      </w:r>
-      <w:r>
-        <w:rPr>
-          <w:rFonts w:ascii="맑은 고딕" w:hAnsi="맑은 고딕" w:eastAsia="맑은 고딕" w:cs="맑은 고딕"/>
-          <w:color w:val="000000"/>
-        </w:rPr>
-        <w:br/>
-      </w:r>
-      <w:r>
-        <w:rPr>
-          <w:rFonts w:ascii="맑은 고딕" w:hAnsi="맑은 고딕" w:eastAsia="맑은 고딕" w:cs="맑은 고딕"/>
-          <w:color w:val="000000"/>
-        </w:rPr>
-        <w:t>④ 같은 법 제15조 제1항은 ‘사업자(공동방지시설의 대표자를 포함한다)는 배출시설 및 방지시설을 운영할 때에는 다음 각 호의 행위를 하여서는 아니된다’고 규정하고 있다.</w:t>
-      </w:r>
-      <w:r>
-        <w:rPr>
-          <w:rFonts w:ascii="맑은 고딕" w:hAnsi="맑은 고딕" w:eastAsia="맑은 고딕" w:cs="맑은 고딕"/>
-          <w:color w:val="000000"/>
-        </w:rPr>
-        <w:br/>
-      </w:r>
-      <w:r>
-        <w:rPr>
-          <w:rFonts w:ascii="맑은 고딕" w:hAnsi="맑은 고딕" w:eastAsia="맑은 고딕" w:cs="맑은 고딕"/>
-          <w:color w:val="000000"/>
-        </w:rPr>
-        <w:br/>
-      </w:r>
-      <w:r>
-        <w:rPr>
-          <w:rFonts w:ascii="맑은 고딕" w:hAnsi="맑은 고딕" w:eastAsia="맑은 고딕" w:cs="맑은 고딕"/>
-          <w:color w:val="000000"/>
-        </w:rPr>
-        <w:t>⑤ 그런데 위 제15조 제1항 소정의 ‘사업자’에 대하여는 같은 법 제11조가 ‘제10조 제1항 내지 제3항의 규정에 의하여 허가·변경허가를 받은 자, 또는 신고·변경신고를 한 자(이하 사업자라 한다)’라고 규정하고 있다.</w:t>
-      </w:r>
-      <w:r>
-        <w:rPr>
-          <w:rFonts w:ascii="맑은 고딕" w:hAnsi="맑은 고딕" w:eastAsia="맑은 고딕" w:cs="맑은 고딕"/>
-          <w:color w:val="000000"/>
-        </w:rPr>
-        <w:br/>
-      </w:r>
-      <w:r>
-        <w:rPr>
-          <w:rFonts w:ascii="맑은 고딕" w:hAnsi="맑은 고딕" w:eastAsia="맑은 고딕" w:cs="맑은 고딕"/>
-          <w:color w:val="000000"/>
-        </w:rPr>
-        <w:br/>
-      </w:r>
-      <w:r>
-        <w:rPr>
-          <w:rFonts w:ascii="맑은 고딕" w:hAnsi="맑은 고딕" w:eastAsia="맑은 고딕" w:cs="맑은 고딕"/>
-          <w:color w:val="000000"/>
-        </w:rPr>
-        <w:t>⑥ 따라서 제15조 제1항 소정의 사업자도 결국 제11조에서 정의하고 있는 사업자로 해석하지 않을 수 없다.</w:t>
-      </w:r>
-      <w:r>
-        <w:rPr>
-          <w:rFonts w:ascii="맑은 고딕" w:hAnsi="맑은 고딕" w:eastAsia="맑은 고딕" w:cs="맑은 고딕"/>
-          <w:color w:val="000000"/>
-        </w:rPr>
-        <w:br/>
-      </w:r>
-      <w:r>
-        <w:rPr>
-          <w:rFonts w:ascii="맑은 고딕" w:hAnsi="맑은 고딕" w:eastAsia="맑은 고딕" w:cs="맑은 고딕"/>
-          <w:color w:val="000000"/>
-        </w:rPr>
-        <w:br/>
-      </w:r>
-      <w:r>
-        <w:rPr>
-          <w:rFonts w:ascii="맑은 고딕" w:hAnsi="맑은 고딕" w:eastAsia="맑은 고딕" w:cs="맑은 고딕"/>
-          <w:color w:val="000000"/>
-        </w:rPr>
-        <w:t>⑦ 그렇다면 제56조의2 제4호가 처단하는 행위를 한 자는 위와 같은 신분에 있는 사업자의 행위를 처단하는 규정이라고 보아야 하고, 위와 같은 신분을 갖지 않은 피고인의 행위에는 적용될 수 없다.</w:t>
-      </w:r>
-      <w:r>
-        <w:rPr>
-          <w:rFonts w:ascii="맑은 고딕" w:hAnsi="맑은 고딕" w:eastAsia="맑은 고딕" w:cs="맑은 고딕"/>
-          <w:color w:val="000000"/>
-        </w:rPr>
-        <w:br/>
-      </w:r>
-      <w:r>
-        <w:rPr>
-          <w:rFonts w:ascii="맑은 고딕" w:hAnsi="맑은 고딕" w:eastAsia="맑은 고딕" w:cs="맑은 고딕"/>
-          <w:color w:val="000000"/>
-        </w:rPr>
-        <w:br/>
-      </w:r>
-      <w:r>
-        <w:rPr>
-          <w:rFonts w:ascii="맑은 고딕" w:hAnsi="맑은 고딕" w:eastAsia="맑은 고딕" w:cs="맑은 고딕"/>
-          <w:color w:val="000000"/>
-        </w:rPr>
-        <w:t>⑧ 절차를 거친 사람을 더 무겁게 처벌하는 모순이 생긴다는 주장에 대하여는, 그와 같은 사정은 법규정의 미비일 뿐이므로 입법적으로 해결함은 별론으로 하고 처벌법규의 구성요건을 유추·확대해석할 수는 없다.</w:t>
-      </w:r>
-    </w:p>
-    <w:p>
-      <w:pPr>
-        <w:autoSpaceDN w:val="0"/>
-        <w:autoSpaceDE w:val="0"/>
-      </w:pPr>
-    </w:p>
-    <w:p>
-      <w:pPr>
-        <w:autoSpaceDN w:val="0"/>
-        <w:autoSpaceDE w:val="0"/>
-      </w:pPr>
-    </w:p>
-    <w:p>
-      <w:pPr>
-        <w:autoSpaceDN w:val="0"/>
-        <w:autoSpaceDE w:val="0"/>
-        <w:pStyle w:val="2"/>
-        <w:spacing w:before="80"/>
-      </w:pPr>
-      <w:r>
-        <w:rPr>
-          <w:rFonts w:ascii="맑은 고딕" w:hAnsi="맑은 고딕" w:eastAsia="맑은 고딕" w:cs="맑은 고딕"/>
-          <w:color w:val="000000"/>
-        </w:rPr>
-        <w:t>5. 판결요지</w:t>
-      </w:r>
-    </w:p>
-    <w:p>
-      <w:pPr>
-        <w:autoSpaceDN w:val="0"/>
-        <w:autoSpaceDE w:val="0"/>
-      </w:pPr>
-      <w:r>
-        <w:rPr>
-          <w:rFonts w:ascii="맑은 고딕" w:hAnsi="맑은 고딕" w:eastAsia="맑은 고딕" w:cs="맑은 고딕"/>
-          <w:color w:val="000000"/>
-          <w:u w:val="single"/>
-        </w:rPr>
-        <w:t>① 수질환경보전법 제56조의2 제4호에 의하면 같은 법 제15조 제1항 각 호의 1에 해당하는 자를 처벌하게 되어 있고, 같은 법 제15조 제1항은 ‘사업자(공동방지시설의 대표자를 포함한다)는 배출시설 및 방지시설을 운영할 때에는 다음 각 호의 행위를 하여서는 아니된다’고 규정하고 있는바, 위 제15조 제1항 소정의 ‘사업자’에 대하여는 같은 법 제11조가 허가·변경허가를 받은 자 또는 신고·변경신고를 한 자라고 규정하고 있어, 같은 법 제15조 제1항 소정의 사업자도 결국 같은 법 제11조에서 정의하고 있는 사업자로 해석하지 않을 수 없다.</w:t>
-      </w:r>
-      <w:r>
-        <w:rPr>
-          <w:rFonts w:ascii="맑은 고딕" w:hAnsi="맑은 고딕" w:eastAsia="맑은 고딕" w:cs="맑은 고딕"/>
-          <w:color w:val="000000"/>
-        </w:rPr>
-        <w:br/>
-      </w:r>
-      <w:r>
-        <w:rPr>
-          <w:rFonts w:ascii="맑은 고딕" w:hAnsi="맑은 고딕" w:eastAsia="맑은 고딕" w:cs="맑은 고딕"/>
-          <w:color w:val="000000"/>
-        </w:rPr>
-        <w:br/>
-      </w:r>
-      <w:r>
-        <w:rPr>
-          <w:rFonts w:ascii="맑은 고딕" w:hAnsi="맑은 고딕" w:eastAsia="맑은 고딕" w:cs="맑은 고딕"/>
-          <w:color w:val="000000"/>
-          <w:u w:val="single"/>
-        </w:rPr>
         <w:t>② 그러므로 같은 법 제56조의2 제4호가 처단하는 행위를 한 자는 위와 같은 신분에 있는 사업자의 행위를 처단하는 규정이라고 보아야 하고, 위와 같은 신분을 갖지 않은, 즉 허가·신고 없이 배출시설, 방지시설을 운영한 자의 오염물질 배출행위에는 적용될 수 없다.</w:t>
       </w:r>
-    </w:p>
-    <w:p>
-      <w:pPr>
-        <w:autoSpaceDN w:val="0"/>
-        <w:autoSpaceDE w:val="0"/>
-      </w:pPr>
     </w:p>
     <w:p>
       <w:pPr>
